--- a/fail/Физика катастрофы - расследование причин.docx
+++ b/fail/Физика катастрофы - расследование причин.docx
@@ -4,19 +4,275 @@
   <w:body>
     <w:p>
       <w:pPr>
+        <w:pStyle w:val="a7"/>
+        <w:spacing w:line="360" w:lineRule="auto"/>
+        <w:ind w:left="0"/>
+        <w:jc w:val="both"/>
+      </w:pPr>
+      <w:r>
+        <w:rPr>
+          <w:color w:val="EE0000"/>
+        </w:rPr>
+        <w:t>1.Начало провидения эксперимента при слишком малой мощности реактора</w:t>
+      </w:r>
+      <w:r>
+        <w:t xml:space="preserve">, что было в 16 раз меньше нормы. Это привело к необходимости повысить мощность реактора, поэтому </w:t>
+      </w:r>
+      <w:proofErr w:type="gramStart"/>
+      <w:r>
+        <w:rPr>
+          <w:color w:val="EE0000"/>
+        </w:rPr>
+        <w:t>2.подняли</w:t>
+      </w:r>
+      <w:proofErr w:type="gramEnd"/>
+      <w:r>
+        <w:rPr>
+          <w:color w:val="EE0000"/>
+        </w:rPr>
+        <w:t xml:space="preserve"> почти все стержни</w:t>
+      </w:r>
+      <w:r>
+        <w:rPr>
+          <w:color w:val="EE0000"/>
+        </w:rPr>
+        <w:t>-</w:t>
+      </w:r>
+      <w:r>
+        <w:rPr>
+          <w:color w:val="EE0000"/>
+        </w:rPr>
+        <w:t xml:space="preserve">поглотители </w:t>
+      </w:r>
+      <w:r>
+        <w:t>(оста</w:t>
+      </w:r>
+      <w:r>
+        <w:t>лось</w:t>
+      </w:r>
+      <w:r>
+        <w:t xml:space="preserve"> где-то 2 - 8, что значительно меньше нормы). </w:t>
+      </w:r>
+      <w:r>
+        <w:t xml:space="preserve">Следовательно, это привело значительной скорости роста реактивности. Также этому поспособствовало </w:t>
+      </w:r>
+      <w:r>
+        <w:t>к</w:t>
+      </w:r>
+      <w:r>
+        <w:t>сеноновое отравление </w:t>
+      </w:r>
+      <w:r>
+        <w:t>(</w:t>
+      </w:r>
+      <w:proofErr w:type="gramStart"/>
+      <w:r>
+        <w:rPr>
+          <w:color w:val="EE0000"/>
+        </w:rPr>
+        <w:t>3.игнорирование</w:t>
+      </w:r>
+      <w:proofErr w:type="gramEnd"/>
+      <w:r>
+        <w:rPr>
+          <w:color w:val="EE0000"/>
+        </w:rPr>
+        <w:t xml:space="preserve"> наличия </w:t>
+      </w:r>
+      <w:r>
+        <w:rPr>
+          <w:color w:val="EE0000"/>
+        </w:rPr>
+        <w:t>Ксеноново</w:t>
+      </w:r>
+      <w:r>
+        <w:rPr>
+          <w:color w:val="EE0000"/>
+        </w:rPr>
+        <w:t>го отравления</w:t>
+      </w:r>
+      <w:r>
+        <w:t>, так как по инструкции надо было подождать пока ксенон распадётся</w:t>
+      </w:r>
+      <w:r>
+        <w:t>)</w:t>
+      </w:r>
+      <w:r>
+        <w:t xml:space="preserve">. </w:t>
+      </w:r>
+      <w:r>
+        <w:t xml:space="preserve">В результате для резкой остановки реактора </w:t>
+      </w:r>
+      <w:proofErr w:type="gramStart"/>
+      <w:r>
+        <w:rPr>
+          <w:color w:val="EE0000"/>
+        </w:rPr>
+        <w:t>4.нажали</w:t>
+      </w:r>
+      <w:proofErr w:type="gramEnd"/>
+      <w:r>
+        <w:rPr>
+          <w:color w:val="EE0000"/>
+        </w:rPr>
+        <w:t xml:space="preserve"> кнопку АЗ-5</w:t>
+      </w:r>
+      <w:r>
+        <w:t>: стали опускаться все стержни-поглотители, что привело к к</w:t>
+      </w:r>
+      <w:r>
+        <w:t>ольцево</w:t>
+      </w:r>
+      <w:r>
+        <w:t>му</w:t>
+      </w:r>
+      <w:r>
+        <w:t> эффект</w:t>
+      </w:r>
+      <w:r>
+        <w:t>у</w:t>
+      </w:r>
+      <w:r>
+        <w:t xml:space="preserve"> и деформации каналов</w:t>
+      </w:r>
+      <w:r>
+        <w:t xml:space="preserve">, а впоследствии к разрыву труб охлаждения. В активной зоне реактора значился образоваться водород. </w:t>
+      </w:r>
+    </w:p>
+    <w:p>
+      <w:pPr>
+        <w:pStyle w:val="a7"/>
+        <w:ind w:left="0"/>
+        <w:jc w:val="both"/>
+      </w:pPr>
+    </w:p>
+    <w:p>
+      <w:pPr>
+        <w:pStyle w:val="a7"/>
         <w:spacing w:after="0"/>
-        <w:ind w:firstLine="709"/>
+        <w:ind w:left="0"/>
+        <w:jc w:val="both"/>
+      </w:pPr>
+      <w:r>
+        <w:t xml:space="preserve"> </w:t>
+      </w:r>
+      <w:r>
+        <w:t xml:space="preserve"> </w:t>
+      </w:r>
+    </w:p>
+    <w:p>
+      <w:pPr>
+        <w:pStyle w:val="a7"/>
+        <w:spacing w:after="0"/>
+        <w:ind w:left="0"/>
         <w:jc w:val="both"/>
       </w:pPr>
     </w:p>
     <w:sectPr>
       <w:pgSz w:w="11906" w:h="16838" w:code="9"/>
-      <w:pgMar w:top="1134" w:right="851" w:bottom="1134" w:left="1701" w:header="709" w:footer="709" w:gutter="0"/>
+      <w:pgMar w:top="720" w:right="720" w:bottom="720" w:left="720" w:header="709" w:footer="709" w:gutter="0"/>
       <w:cols w:space="708"/>
-      <w:docGrid w:linePitch="360"/>
+      <w:docGrid w:linePitch="381"/>
     </w:sectPr>
   </w:body>
 </w:document>
+</file>
+
+<file path=word/numbering.xml><?xml version="1.0" encoding="utf-8"?>
+<w:numbering xmlns:wpc="http://schemas.microsoft.com/office/word/2010/wordprocessingCanvas" xmlns:cx="http://schemas.microsoft.com/office/drawing/2014/chartex" xmlns:cx1="http://schemas.microsoft.com/office/drawing/2015/9/8/chartex" xmlns:cx2="http://schemas.microsoft.com/office/drawing/2015/10/21/chartex" xmlns:cx3="http://schemas.microsoft.com/office/drawing/2016/5/9/chartex" xmlns:cx4="http://schemas.microsoft.com/office/drawing/2016/5/10/chartex" xmlns:cx5="http://schemas.microsoft.com/office/drawing/2016/5/11/chartex" xmlns:cx6="http://schemas.microsoft.com/office/drawing/2016/5/12/chartex" xmlns:cx7="http://schemas.microsoft.com/office/drawing/2016/5/13/chartex" xmlns:cx8="http://schemas.microsoft.com/office/drawing/2016/5/14/chartex" xmlns:mc="http://schemas.openxmlformats.org/markup-compatibility/2006" xmlns:aink="http://schemas.microsoft.com/office/drawing/2016/ink" xmlns:am3d="http://schemas.microsoft.com/office/drawing/2017/model3d" xmlns:o="urn:schemas-microsoft-com:office:office" xmlns:oel="http://schemas.microsoft.com/office/2019/extlst" xmlns:r="http://schemas.openxmlformats.org/officeDocument/2006/relationships" xmlns:m="http://schemas.openxmlformats.org/officeDocument/2006/math" xmlns:v="urn:schemas-microsoft-com:vml" xmlns:wp14="http://schemas.microsoft.com/office/word/2010/wordprocessingDrawing" xmlns:wp="http://schemas.openxmlformats.org/drawingml/2006/wordprocessingDrawing" xmlns:w10="urn:schemas-microsoft-com:office:word" xmlns:w="http://schemas.openxmlformats.org/wordprocessingml/2006/main" xmlns:w14="http://schemas.microsoft.com/office/word/2010/wordml" xmlns:w15="http://schemas.microsoft.com/office/word/2012/wordml" xmlns:w16cex="http://schemas.microsoft.com/office/word/2018/wordml/cex" xmlns:w16cid="http://schemas.microsoft.com/office/word/2016/wordml/cid" xmlns:w16="http://schemas.microsoft.com/office/word/2018/wordml" xmlns:w16du="http://schemas.microsoft.com/office/word/2023/wordml/word16du" xmlns:w16sdtdh="http://schemas.microsoft.com/office/word/2020/wordml/sdtdatahash" xmlns:w16sdtfl="http://schemas.microsoft.com/office/word/2024/wordml/sdtformatlock" xmlns:w16se="http://schemas.microsoft.com/office/word/2015/wordml/symex" xmlns:wpg="http://schemas.microsoft.com/office/word/2010/wordprocessingGroup" xmlns:wpi="http://schemas.microsoft.com/office/word/2010/wordprocessingInk" xmlns:wne="http://schemas.microsoft.com/office/word/2006/wordml" xmlns:wps="http://schemas.microsoft.com/office/word/2010/wordprocessingShape" mc:Ignorable="w14 w15 w16se w16cid w16 w16cex w16sdtdh w16sdtfl w16du wp14">
+  <w:abstractNum w:abstractNumId="0" w15:restartNumberingAfterBreak="0">
+    <w:nsid w:val="49C71259"/>
+    <w:multiLevelType w:val="hybridMultilevel"/>
+    <w:tmpl w:val="3D0E8DB0"/>
+    <w:lvl w:ilvl="0" w:tplc="3CFAC530">
+      <w:start w:val="1"/>
+      <w:numFmt w:val="decimal"/>
+      <w:lvlText w:val="%1."/>
+      <w:lvlJc w:val="left"/>
+      <w:pPr>
+        <w:ind w:left="1069" w:hanging="360"/>
+      </w:pPr>
+      <w:rPr>
+        <w:rFonts w:hint="default"/>
+      </w:rPr>
+    </w:lvl>
+    <w:lvl w:ilvl="1" w:tplc="04190019" w:tentative="1">
+      <w:start w:val="1"/>
+      <w:numFmt w:val="lowerLetter"/>
+      <w:lvlText w:val="%2."/>
+      <w:lvlJc w:val="left"/>
+      <w:pPr>
+        <w:ind w:left="1789" w:hanging="360"/>
+      </w:pPr>
+    </w:lvl>
+    <w:lvl w:ilvl="2" w:tplc="0419001B" w:tentative="1">
+      <w:start w:val="1"/>
+      <w:numFmt w:val="lowerRoman"/>
+      <w:lvlText w:val="%3."/>
+      <w:lvlJc w:val="right"/>
+      <w:pPr>
+        <w:ind w:left="2509" w:hanging="180"/>
+      </w:pPr>
+    </w:lvl>
+    <w:lvl w:ilvl="3" w:tplc="0419000F" w:tentative="1">
+      <w:start w:val="1"/>
+      <w:numFmt w:val="decimal"/>
+      <w:lvlText w:val="%4."/>
+      <w:lvlJc w:val="left"/>
+      <w:pPr>
+        <w:ind w:left="3229" w:hanging="360"/>
+      </w:pPr>
+    </w:lvl>
+    <w:lvl w:ilvl="4" w:tplc="04190019" w:tentative="1">
+      <w:start w:val="1"/>
+      <w:numFmt w:val="lowerLetter"/>
+      <w:lvlText w:val="%5."/>
+      <w:lvlJc w:val="left"/>
+      <w:pPr>
+        <w:ind w:left="3949" w:hanging="360"/>
+      </w:pPr>
+    </w:lvl>
+    <w:lvl w:ilvl="5" w:tplc="0419001B" w:tentative="1">
+      <w:start w:val="1"/>
+      <w:numFmt w:val="lowerRoman"/>
+      <w:lvlText w:val="%6."/>
+      <w:lvlJc w:val="right"/>
+      <w:pPr>
+        <w:ind w:left="4669" w:hanging="180"/>
+      </w:pPr>
+    </w:lvl>
+    <w:lvl w:ilvl="6" w:tplc="0419000F" w:tentative="1">
+      <w:start w:val="1"/>
+      <w:numFmt w:val="decimal"/>
+      <w:lvlText w:val="%7."/>
+      <w:lvlJc w:val="left"/>
+      <w:pPr>
+        <w:ind w:left="5389" w:hanging="360"/>
+      </w:pPr>
+    </w:lvl>
+    <w:lvl w:ilvl="7" w:tplc="04190019" w:tentative="1">
+      <w:start w:val="1"/>
+      <w:numFmt w:val="lowerLetter"/>
+      <w:lvlText w:val="%8."/>
+      <w:lvlJc w:val="left"/>
+      <w:pPr>
+        <w:ind w:left="6109" w:hanging="360"/>
+      </w:pPr>
+    </w:lvl>
+    <w:lvl w:ilvl="8" w:tplc="0419001B" w:tentative="1">
+      <w:start w:val="1"/>
+      <w:numFmt w:val="lowerRoman"/>
+      <w:lvlText w:val="%9."/>
+      <w:lvlJc w:val="right"/>
+      <w:pPr>
+        <w:ind w:left="6829" w:hanging="180"/>
+      </w:pPr>
+    </w:lvl>
+  </w:abstractNum>
+  <w:num w:numId="1" w16cid:durableId="1319576615">
+    <w:abstractNumId w:val="0"/>
+  </w:num>
+</w:numbering>
 </file>
 
 <file path=word/styles.xml><?xml version="1.0" encoding="utf-8"?>
@@ -627,7 +883,6 @@
   <w:style w:type="character" w:default="1" w:styleId="a0">
     <w:name w:val="Default Paragraph Font"/>
     <w:uiPriority w:val="1"/>
-    <w:semiHidden/>
     <w:unhideWhenUsed/>
   </w:style>
   <w:style w:type="table" w:default="1" w:styleId="a1">

--- a/fail/Физика катастрофы - расследование причин.docx
+++ b/fail/Физика катастрофы - расследование причин.docx
@@ -60,10 +60,7 @@
         <w:t>к</w:t>
       </w:r>
       <w:r>
-        <w:t>сеноновое отравление </w:t>
-      </w:r>
-      <w:r>
-        <w:t>(</w:t>
+        <w:t>сеноновое отравление (</w:t>
       </w:r>
       <w:proofErr w:type="gramStart"/>
       <w:r>
@@ -83,13 +80,7 @@
         <w:rPr>
           <w:color w:val="EE0000"/>
         </w:rPr>
-        <w:t>Ксеноново</w:t>
-      </w:r>
-      <w:r>
-        <w:rPr>
-          <w:color w:val="EE0000"/>
-        </w:rPr>
-        <w:t>го отравления</w:t>
+        <w:t>Ксенонового отравления</w:t>
       </w:r>
       <w:r>
         <w:t>, так как по инструкции надо было подождать пока ксенон распадётся</w:t>
@@ -121,16 +112,7 @@
         <w:t>: стали опускаться все стержни-поглотители, что привело к к</w:t>
       </w:r>
       <w:r>
-        <w:t>ольцево</w:t>
-      </w:r>
-      <w:r>
-        <w:t>му</w:t>
-      </w:r>
-      <w:r>
-        <w:t> эффект</w:t>
-      </w:r>
-      <w:r>
-        <w:t>у</w:t>
+        <w:t>ольцевому эффекту</w:t>
       </w:r>
       <w:r>
         <w:t xml:space="preserve"> и деформации каналов</w:t>
@@ -148,16 +130,65 @@
     </w:p>
     <w:p>
       <w:pPr>
-        <w:pStyle w:val="a7"/>
         <w:spacing w:after="0"/>
-        <w:ind w:left="0"/>
         <w:jc w:val="both"/>
       </w:pPr>
       <w:r>
-        <w:t xml:space="preserve"> </w:t>
-      </w:r>
-      <w:r>
-        <w:t xml:space="preserve"> </w:t>
+        <w:t xml:space="preserve">Причину 3. можно было устранить, если сначала остановили реактор и дали распасться ксенону, тогда бы избежали </w:t>
+      </w:r>
+      <w:r>
+        <w:t>к</w:t>
+      </w:r>
+      <w:r>
+        <w:t>сеноновое отравлени</w:t>
+      </w:r>
+      <w:r>
+        <w:t xml:space="preserve">я и меньше была бы скорость роста реактивности. </w:t>
+      </w:r>
+    </w:p>
+    <w:p>
+      <w:pPr>
+        <w:spacing w:after="0"/>
+        <w:jc w:val="both"/>
+      </w:pPr>
+      <w:r>
+        <w:t xml:space="preserve">Причину 1. можно было устранить, если сначала стабилизировали мощность на 700 </w:t>
+      </w:r>
+      <w:r>
+        <w:rPr>
+          <w:lang w:val="en-US"/>
+        </w:rPr>
+        <w:t>MW</w:t>
+      </w:r>
+      <w:r>
+        <w:t xml:space="preserve">, а уже затем начали эксперимент. Следовательно, отпала бы причина подымать </w:t>
+      </w:r>
+      <w:r>
+        <w:rPr>
+          <w:b/>
+          <w:bCs/>
+        </w:rPr>
+        <w:t>резко</w:t>
+      </w:r>
+      <w:r>
+        <w:t xml:space="preserve"> мощность, что избавляет от причины 2.</w:t>
+      </w:r>
+    </w:p>
+    <w:p>
+      <w:pPr>
+        <w:spacing w:after="0"/>
+        <w:jc w:val="both"/>
+      </w:pPr>
+      <w:r>
+        <w:t>Причину 2</w:t>
+      </w:r>
+      <w:proofErr w:type="gramStart"/>
+      <w:r>
+        <w:t>. ,</w:t>
+      </w:r>
+      <w:proofErr w:type="gramEnd"/>
+      <w:r>
+        <w:t xml:space="preserve"> 3. и 4. можно было устранить, если бы персонал соблюдал правила.  </w:t>
       </w:r>
     </w:p>
     <w:p>
@@ -181,6 +212,95 @@
 <file path=word/numbering.xml><?xml version="1.0" encoding="utf-8"?>
 <w:numbering xmlns:wpc="http://schemas.microsoft.com/office/word/2010/wordprocessingCanvas" xmlns:cx="http://schemas.microsoft.com/office/drawing/2014/chartex" xmlns:cx1="http://schemas.microsoft.com/office/drawing/2015/9/8/chartex" xmlns:cx2="http://schemas.microsoft.com/office/drawing/2015/10/21/chartex" xmlns:cx3="http://schemas.microsoft.com/office/drawing/2016/5/9/chartex" xmlns:cx4="http://schemas.microsoft.com/office/drawing/2016/5/10/chartex" xmlns:cx5="http://schemas.microsoft.com/office/drawing/2016/5/11/chartex" xmlns:cx6="http://schemas.microsoft.com/office/drawing/2016/5/12/chartex" xmlns:cx7="http://schemas.microsoft.com/office/drawing/2016/5/13/chartex" xmlns:cx8="http://schemas.microsoft.com/office/drawing/2016/5/14/chartex" xmlns:mc="http://schemas.openxmlformats.org/markup-compatibility/2006" xmlns:aink="http://schemas.microsoft.com/office/drawing/2016/ink" xmlns:am3d="http://schemas.microsoft.com/office/drawing/2017/model3d" xmlns:o="urn:schemas-microsoft-com:office:office" xmlns:oel="http://schemas.microsoft.com/office/2019/extlst" xmlns:r="http://schemas.openxmlformats.org/officeDocument/2006/relationships" xmlns:m="http://schemas.openxmlformats.org/officeDocument/2006/math" xmlns:v="urn:schemas-microsoft-com:vml" xmlns:wp14="http://schemas.microsoft.com/office/word/2010/wordprocessingDrawing" xmlns:wp="http://schemas.openxmlformats.org/drawingml/2006/wordprocessingDrawing" xmlns:w10="urn:schemas-microsoft-com:office:word" xmlns:w="http://schemas.openxmlformats.org/wordprocessingml/2006/main" xmlns:w14="http://schemas.microsoft.com/office/word/2010/wordml" xmlns:w15="http://schemas.microsoft.com/office/word/2012/wordml" xmlns:w16cex="http://schemas.microsoft.com/office/word/2018/wordml/cex" xmlns:w16cid="http://schemas.microsoft.com/office/word/2016/wordml/cid" xmlns:w16="http://schemas.microsoft.com/office/word/2018/wordml" xmlns:w16du="http://schemas.microsoft.com/office/word/2023/wordml/word16du" xmlns:w16sdtdh="http://schemas.microsoft.com/office/word/2020/wordml/sdtdatahash" xmlns:w16sdtfl="http://schemas.microsoft.com/office/word/2024/wordml/sdtformatlock" xmlns:w16se="http://schemas.microsoft.com/office/word/2015/wordml/symex" xmlns:wpg="http://schemas.microsoft.com/office/word/2010/wordprocessingGroup" xmlns:wpi="http://schemas.microsoft.com/office/word/2010/wordprocessingInk" xmlns:wne="http://schemas.microsoft.com/office/word/2006/wordml" xmlns:wps="http://schemas.microsoft.com/office/word/2010/wordprocessingShape" mc:Ignorable="w14 w15 w16se w16cid w16 w16cex w16sdtdh w16sdtfl w16du wp14">
   <w:abstractNum w:abstractNumId="0" w15:restartNumberingAfterBreak="0">
+    <w:nsid w:val="32C57EC8"/>
+    <w:multiLevelType w:val="hybridMultilevel"/>
+    <w:tmpl w:val="DB1EC76E"/>
+    <w:lvl w:ilvl="0" w:tplc="0419000F">
+      <w:start w:val="1"/>
+      <w:numFmt w:val="decimal"/>
+      <w:lvlText w:val="%1."/>
+      <w:lvlJc w:val="left"/>
+      <w:pPr>
+        <w:ind w:left="720" w:hanging="360"/>
+      </w:pPr>
+      <w:rPr>
+        <w:rFonts w:hint="default"/>
+      </w:rPr>
+    </w:lvl>
+    <w:lvl w:ilvl="1" w:tplc="04190019" w:tentative="1">
+      <w:start w:val="1"/>
+      <w:numFmt w:val="lowerLetter"/>
+      <w:lvlText w:val="%2."/>
+      <w:lvlJc w:val="left"/>
+      <w:pPr>
+        <w:ind w:left="1440" w:hanging="360"/>
+      </w:pPr>
+    </w:lvl>
+    <w:lvl w:ilvl="2" w:tplc="0419001B" w:tentative="1">
+      <w:start w:val="1"/>
+      <w:numFmt w:val="lowerRoman"/>
+      <w:lvlText w:val="%3."/>
+      <w:lvlJc w:val="right"/>
+      <w:pPr>
+        <w:ind w:left="2160" w:hanging="180"/>
+      </w:pPr>
+    </w:lvl>
+    <w:lvl w:ilvl="3" w:tplc="0419000F" w:tentative="1">
+      <w:start w:val="1"/>
+      <w:numFmt w:val="decimal"/>
+      <w:lvlText w:val="%4."/>
+      <w:lvlJc w:val="left"/>
+      <w:pPr>
+        <w:ind w:left="2880" w:hanging="360"/>
+      </w:pPr>
+    </w:lvl>
+    <w:lvl w:ilvl="4" w:tplc="04190019" w:tentative="1">
+      <w:start w:val="1"/>
+      <w:numFmt w:val="lowerLetter"/>
+      <w:lvlText w:val="%5."/>
+      <w:lvlJc w:val="left"/>
+      <w:pPr>
+        <w:ind w:left="3600" w:hanging="360"/>
+      </w:pPr>
+    </w:lvl>
+    <w:lvl w:ilvl="5" w:tplc="0419001B" w:tentative="1">
+      <w:start w:val="1"/>
+      <w:numFmt w:val="lowerRoman"/>
+      <w:lvlText w:val="%6."/>
+      <w:lvlJc w:val="right"/>
+      <w:pPr>
+        <w:ind w:left="4320" w:hanging="180"/>
+      </w:pPr>
+    </w:lvl>
+    <w:lvl w:ilvl="6" w:tplc="0419000F" w:tentative="1">
+      <w:start w:val="1"/>
+      <w:numFmt w:val="decimal"/>
+      <w:lvlText w:val="%7."/>
+      <w:lvlJc w:val="left"/>
+      <w:pPr>
+        <w:ind w:left="5040" w:hanging="360"/>
+      </w:pPr>
+    </w:lvl>
+    <w:lvl w:ilvl="7" w:tplc="04190019" w:tentative="1">
+      <w:start w:val="1"/>
+      <w:numFmt w:val="lowerLetter"/>
+      <w:lvlText w:val="%8."/>
+      <w:lvlJc w:val="left"/>
+      <w:pPr>
+        <w:ind w:left="5760" w:hanging="360"/>
+      </w:pPr>
+    </w:lvl>
+    <w:lvl w:ilvl="8" w:tplc="0419001B" w:tentative="1">
+      <w:start w:val="1"/>
+      <w:numFmt w:val="lowerRoman"/>
+      <w:lvlText w:val="%9."/>
+      <w:lvlJc w:val="right"/>
+      <w:pPr>
+        <w:ind w:left="6480" w:hanging="180"/>
+      </w:pPr>
+    </w:lvl>
+  </w:abstractNum>
+  <w:abstractNum w:abstractNumId="1" w15:restartNumberingAfterBreak="0">
     <w:nsid w:val="49C71259"/>
     <w:multiLevelType w:val="hybridMultilevel"/>
     <w:tmpl w:val="3D0E8DB0"/>
@@ -269,8 +389,103 @@
       </w:pPr>
     </w:lvl>
   </w:abstractNum>
+  <w:abstractNum w:abstractNumId="2" w15:restartNumberingAfterBreak="0">
+    <w:nsid w:val="4A5D233A"/>
+    <w:multiLevelType w:val="hybridMultilevel"/>
+    <w:tmpl w:val="FD08CADE"/>
+    <w:lvl w:ilvl="0" w:tplc="0419000F">
+      <w:start w:val="1"/>
+      <w:numFmt w:val="decimal"/>
+      <w:lvlText w:val="%1."/>
+      <w:lvlJc w:val="left"/>
+      <w:pPr>
+        <w:ind w:left="720" w:hanging="360"/>
+      </w:pPr>
+      <w:rPr>
+        <w:rFonts w:hint="default"/>
+      </w:rPr>
+    </w:lvl>
+    <w:lvl w:ilvl="1" w:tplc="04190019" w:tentative="1">
+      <w:start w:val="1"/>
+      <w:numFmt w:val="lowerLetter"/>
+      <w:lvlText w:val="%2."/>
+      <w:lvlJc w:val="left"/>
+      <w:pPr>
+        <w:ind w:left="1440" w:hanging="360"/>
+      </w:pPr>
+    </w:lvl>
+    <w:lvl w:ilvl="2" w:tplc="0419001B" w:tentative="1">
+      <w:start w:val="1"/>
+      <w:numFmt w:val="lowerRoman"/>
+      <w:lvlText w:val="%3."/>
+      <w:lvlJc w:val="right"/>
+      <w:pPr>
+        <w:ind w:left="2160" w:hanging="180"/>
+      </w:pPr>
+    </w:lvl>
+    <w:lvl w:ilvl="3" w:tplc="0419000F" w:tentative="1">
+      <w:start w:val="1"/>
+      <w:numFmt w:val="decimal"/>
+      <w:lvlText w:val="%4."/>
+      <w:lvlJc w:val="left"/>
+      <w:pPr>
+        <w:ind w:left="2880" w:hanging="360"/>
+      </w:pPr>
+    </w:lvl>
+    <w:lvl w:ilvl="4" w:tplc="04190019" w:tentative="1">
+      <w:start w:val="1"/>
+      <w:numFmt w:val="lowerLetter"/>
+      <w:lvlText w:val="%5."/>
+      <w:lvlJc w:val="left"/>
+      <w:pPr>
+        <w:ind w:left="3600" w:hanging="360"/>
+      </w:pPr>
+    </w:lvl>
+    <w:lvl w:ilvl="5" w:tplc="0419001B" w:tentative="1">
+      <w:start w:val="1"/>
+      <w:numFmt w:val="lowerRoman"/>
+      <w:lvlText w:val="%6."/>
+      <w:lvlJc w:val="right"/>
+      <w:pPr>
+        <w:ind w:left="4320" w:hanging="180"/>
+      </w:pPr>
+    </w:lvl>
+    <w:lvl w:ilvl="6" w:tplc="0419000F" w:tentative="1">
+      <w:start w:val="1"/>
+      <w:numFmt w:val="decimal"/>
+      <w:lvlText w:val="%7."/>
+      <w:lvlJc w:val="left"/>
+      <w:pPr>
+        <w:ind w:left="5040" w:hanging="360"/>
+      </w:pPr>
+    </w:lvl>
+    <w:lvl w:ilvl="7" w:tplc="04190019" w:tentative="1">
+      <w:start w:val="1"/>
+      <w:numFmt w:val="lowerLetter"/>
+      <w:lvlText w:val="%8."/>
+      <w:lvlJc w:val="left"/>
+      <w:pPr>
+        <w:ind w:left="5760" w:hanging="360"/>
+      </w:pPr>
+    </w:lvl>
+    <w:lvl w:ilvl="8" w:tplc="0419001B" w:tentative="1">
+      <w:start w:val="1"/>
+      <w:numFmt w:val="lowerRoman"/>
+      <w:lvlText w:val="%9."/>
+      <w:lvlJc w:val="right"/>
+      <w:pPr>
+        <w:ind w:left="6480" w:hanging="180"/>
+      </w:pPr>
+    </w:lvl>
+  </w:abstractNum>
   <w:num w:numId="1" w16cid:durableId="1319576615">
+    <w:abstractNumId w:val="1"/>
+  </w:num>
+  <w:num w:numId="2" w16cid:durableId="475148366">
     <w:abstractNumId w:val="0"/>
+  </w:num>
+  <w:num w:numId="3" w16cid:durableId="301469556">
+    <w:abstractNumId w:val="2"/>
   </w:num>
 </w:numbering>
 </file>
@@ -883,6 +1098,7 @@
   <w:style w:type="character" w:default="1" w:styleId="a0">
     <w:name w:val="Default Paragraph Font"/>
     <w:uiPriority w:val="1"/>
+    <w:semiHidden/>
     <w:unhideWhenUsed/>
   </w:style>
   <w:style w:type="table" w:default="1" w:styleId="a1">
